--- a/docs/briefing/Agent-Fleet-Engineering-Briefing.docx
+++ b/docs/briefing/Agent-Fleet-Engineering-Briefing.docx
@@ -8787,7 +8787,93 @@
         <w:t xml:space="preserve">Packet fitting.</w:t>
       </w:r>
       <w:r>
-        <w:t xml:space="preserve"> An oversized packet is rebuilt at reduction levels instead of being refused. Remembered facts are dropped last.</w:t>
+        <w:t xml:space="preserve"> An oversized packet is rebuilt at reduction levels instead of being refused.</w:t>
+      </w:r>
+    </w:p>
+    <w:p>
+      <w:pPr>
+        <w:numPr>
+          <w:ilvl w:val="1"/>
+          <w:numId w:val="1"/>
+        </w:numPr>
+        <w:spacing w:after="40" w:line="240" w:lineRule="auto"/>
+      </w:pPr>
+      <w:r>
+        <w:rPr>
+          <w:b/>
+        </w:rPr>
+        <w:t xml:space="preserve">Never shortened:</w:t>
+      </w:r>
+      <w:r>
+        <w:t xml:space="preserve"> the owner's messages, open and superseded dependencies, unseen Fleet Control notices (shown in full; any not shown this turn are queued for the next), the carried plan, completed actions and calls not yet run, capability changes, the work lines, the events since the last turn, and the policy section.</w:t>
+      </w:r>
+    </w:p>
+    <w:p>
+      <w:pPr>
+        <w:numPr>
+          <w:ilvl w:val="1"/>
+          <w:numId w:val="1"/>
+        </w:numPr>
+        <w:spacing w:after="40" w:line="240" w:lineRule="auto"/>
+      </w:pPr>
+      <w:r>
+        <w:rPr>
+          <w:b/>
+        </w:rPr>
+        <w:t xml:space="preserve">Shortened first:</w:t>
+      </w:r>
+      <w:r>
+        <w:t xml:space="preserve"> lower-value lines.</w:t>
+      </w:r>
+    </w:p>
+    <w:p>
+      <w:pPr>
+        <w:numPr>
+          <w:ilvl w:val="1"/>
+          <w:numId w:val="1"/>
+        </w:numPr>
+        <w:spacing w:after="40" w:line="240" w:lineRule="auto"/>
+      </w:pPr>
+      <w:r>
+        <w:rPr>
+          <w:b/>
+        </w:rPr>
+        <w:t xml:space="preserve">Dropped last:</w:t>
+      </w:r>
+      <w:r>
+        <w:t xml:space="preserve"> remembered facts.</w:t>
+      </w:r>
+    </w:p>
+    <w:p>
+      <w:pPr>
+        <w:numPr>
+          <w:ilvl w:val="1"/>
+          <w:numId w:val="1"/>
+        </w:numPr>
+        <w:spacing w:after="40" w:line="240" w:lineRule="auto"/>
+      </w:pPr>
+      <w:r>
+        <w:t xml:space="preserve">If the essentials alone cannot fit, the turn makes </w:t>
+      </w:r>
+      <w:r>
+        <w:rPr>
+          <w:b/>
+        </w:rPr>
+        <w:t xml:space="preserve">no model call</w:t>
+      </w:r>
+      <w:r>
+        <w:t xml:space="preserve"> and the controller raises one RED </w:t>
+      </w:r>
+      <w:r>
+        <w:rPr>
+          <w:rFonts w:ascii="Consolas" w:hAnsi="Consolas" w:cs="Consolas"/>
+          <w:sz w:val="18"/>
+          <w:szCs w:val="18"/>
+        </w:rPr>
+        <w:t xml:space="preserve">AGENT_CANNOT_THINK</w:t>
+      </w:r>
+      <w:r>
+        <w:t xml:space="preserve"> alert per agent per day.</w:t>
       </w:r>
     </w:p>
     <w:p>
@@ -11823,7 +11909,7 @@
         <w:t xml:space="preserve">Cost structure.</w:t>
       </w:r>
       <w:r>
-        <w:t xml:space="preserve"> About 60% of each call was uncached input: only the fixed 34k-token prefix (standing instructions plus about 30k tokens of tool definitions) is cached in T2. A pause longer than 5 minutes costs a prefix re-cache (about $0.085).</w:t>
+        <w:t xml:space="preserve"> About 60% of each call was uncached input: the packet plus each step's new tool results. The fixed 34k-token prefix (standing instructions plus about 30k tokens of tool definitions) is cached in T2. It is paid mostly at the cache-read price, which is 25–31% of each call's cost, plus a re-cache of about $0.085 after a pause longer than 5 minutes.</w:t>
       </w:r>
     </w:p>
     <w:p>
@@ -11841,7 +11927,7 @@
         <w:t xml:space="preserve">The hourly cap.</w:t>
       </w:r>
       <w:r>
-        <w:t xml:space="preserve"> Raising it from 20 to 600 let the failing loop run longer. It was not a per-call cost multiplier.</w:t>
+        <w:t xml:space="preserve"> Raising it from 20 to 600 let the failing loop run longer. It was not a per-call cost multiplier. Causes 1 and 6 describe largely the same spending (what it was spent on, and why it could continue). Their amounts overlap and must not be added.</w:t>
       </w:r>
     </w:p>
     <w:p>

--- a/docs/briefing/Agent-Fleet-Engineering-Briefing.docx
+++ b/docs/briefing/Agent-Fleet-Engineering-Briefing.docx
@@ -54,30 +54,10 @@
           <w:sz w:val="18"/>
           <w:szCs w:val="18"/>
         </w:rPr>
-        <w:t xml:space="preserve">1743b33</w:t>
-      </w:r>
-      <w:r>
-        <w:t xml:space="preserve">, database schema v93, Fleet HQ UI 0.26.0. </w:t>
-      </w:r>
-      <w:r>
-        <w:rPr>
-          <w:b/>
-        </w:rPr>
-        <w:t xml:space="preserve">Prepared, not installed:</w:t>
-      </w:r>
-      <w:r>
-        <w:t xml:space="preserve"> release </w:t>
-      </w:r>
-      <w:r>
-        <w:rPr>
-          <w:rFonts w:ascii="Consolas" w:hAnsi="Consolas" w:cs="Consolas"/>
-          <w:sz w:val="18"/>
-          <w:szCs w:val="18"/>
-        </w:rPr>
-        <w:t xml:space="preserve">f72a479</w:t>
-      </w:r>
-      <w:r>
-        <w:t xml:space="preserve">, schema v94, UI 0.26.2.</w:t>
+        <w:t xml:space="preserve">94dce86</w:t>
+      </w:r>
+      <w:r>
+        <w:t xml:space="preserve">, database schema v94, Fleet HQ UI 0.26.2 (deployed 2026-10-18 17:21Z). Agent-1 runs 94dce86 (upgraded 17:39Z).</w:t>
       </w:r>
     </w:p>
     <w:p>
@@ -11073,10 +11053,10 @@
           <w:sz w:val="18"/>
           <w:szCs w:val="18"/>
         </w:rPr>
-        <w:t xml:space="preserve">1743b33</w:t>
-      </w:r>
-      <w:r>
-        <w:t xml:space="preserve">, schema 93, UI 0.26.0, deployed 2026-10-17 19:36Z. Approved = pinned = Operator API.</w:t>
+        <w:t xml:space="preserve">94dce86</w:t>
+      </w:r>
+      <w:r>
+        <w:t xml:space="preserve">, schema 94, UI 0.26.2, deployed 2026-10-18 17:21Z (85486f5 at 15:57Z before it). Approved = pinned.</w:t>
       </w:r>
     </w:p>
     <w:p>
@@ -11129,10 +11109,10 @@
           <w:sz w:val="18"/>
           <w:szCs w:val="18"/>
         </w:rPr>
-        <w:t xml:space="preserve">f2a1784</w:t>
-      </w:r>
-      <w:r>
-        <w:t xml:space="preserve">, PAUSED (since 13:11:15Z).</w:t>
+        <w:t xml:space="preserve">94dce86</w:t>
+      </w:r>
+      <w:r>
+        <w:t xml:space="preserve"> (upgrade 5a6a3def…, verified), PAUSED.</w:t>
       </w:r>
     </w:p>
     <w:p>
@@ -11208,10 +11188,10 @@
         <w:rPr>
           <w:b/>
         </w:rPr>
-        <w:t xml:space="preserve">Permissions still open from the 2026-10-18 proof</w:t>
-      </w:r>
-      <w:r>
-        <w:t xml:space="preserve"> (until the owner runs </w:t>
+        <w:t xml:space="preserve">Permissions:</w:t>
+      </w:r>
+      <w:r>
+        <w:t xml:space="preserve"> the 2026-10-18 proof's permissions were closed by the owner (</w:t>
       </w:r>
       <w:r>
         <w:rPr>
@@ -11222,43 +11202,7 @@
         <w:t xml:space="preserve">proof.sh stop</w:t>
       </w:r>
       <w:r>
-        <w:t xml:space="preserve">; the auto-stop timer fires 2026-10-21 12:26Z):</w:t>
-      </w:r>
-    </w:p>
-    <w:p>
-      <w:pPr>
-        <w:numPr>
-          <w:ilvl w:val="1"/>
-          <w:numId w:val="1"/>
-        </w:numPr>
-        <w:spacing w:after="40" w:line="240" w:lineRule="auto"/>
-      </w:pPr>
-      <w:r>
-        <w:t xml:space="preserve">custody activation (pilot, £5 per instruction, £5 a day);</w:t>
-      </w:r>
-    </w:p>
-    <w:p>
-      <w:pPr>
-        <w:numPr>
-          <w:ilvl w:val="1"/>
-          <w:numId w:val="1"/>
-        </w:numPr>
-        <w:spacing w:after="40" w:line="240" w:lineRule="auto"/>
-      </w:pPr>
-      <w:r>
-        <w:t xml:space="preserve">card authority (card 1, £5 per charge, £5 a day);</w:t>
-      </w:r>
-    </w:p>
-    <w:p>
-      <w:pPr>
-        <w:numPr>
-          <w:ilvl w:val="1"/>
-          <w:numId w:val="1"/>
-        </w:numPr>
-        <w:spacing w:after="40" w:line="240" w:lineRule="auto"/>
-      </w:pPr>
-      <w:r>
-        <w:t xml:space="preserve">mail release to the owner's address.</w:t>
+        <w:t xml:space="preserve">): no outward release, card authority off, custody off, no timer, no open run budget.</w:t>
       </w:r>
     </w:p>
     <w:p>
@@ -11936,18 +11880,29 @@
         <w:keepNext/>
       </w:pPr>
       <w:r>
-        <w:t xml:space="preserve">11.5 The prepared repair: release </w:t>
-      </w:r>
-      <w:r>
-        <w:rPr>
-          <w:rFonts w:ascii="Consolas" w:hAnsi="Consolas" w:cs="Consolas"/>
-          <w:sz w:val="18"/>
-          <w:szCs w:val="18"/>
-        </w:rPr>
-        <w:t xml:space="preserve">f72a479</w:t>
-      </w:r>
-      <w:r>
-        <w:t xml:space="preserve"> (v94, UI 0.26.2), not installed</w:t>
+        <w:t xml:space="preserve">11.5 The repair: releases </w:t>
+      </w:r>
+      <w:r>
+        <w:rPr>
+          <w:rFonts w:ascii="Consolas" w:hAnsi="Consolas" w:cs="Consolas"/>
+          <w:sz w:val="18"/>
+          <w:szCs w:val="18"/>
+        </w:rPr>
+        <w:t xml:space="preserve">85486f5</w:t>
+      </w:r>
+      <w:r>
+        <w:t xml:space="preserve"> + </w:t>
+      </w:r>
+      <w:r>
+        <w:rPr>
+          <w:rFonts w:ascii="Consolas" w:hAnsi="Consolas" w:cs="Consolas"/>
+          <w:sz w:val="18"/>
+          <w:szCs w:val="18"/>
+        </w:rPr>
+        <w:t xml:space="preserve">94dce86</w:t>
+      </w:r>
+      <w:r>
+        <w:t xml:space="preserve"> (v94, UI 0.26.2), INSTALLED 2026-10-18</w:t>
       </w:r>
     </w:p>
     <w:p>
